--- a/pr-preview/pr-411/sets-tracked-changes.docx
+++ b/pr-preview/pr-411/sets-tracked-changes.docx
@@ -16,7 +16,7 @@
       </w:pPr>
       <w:del w:id="1" w:author="PR Preview" w:date="2026-01-01T00:00:00Z">
         <w:r>
-          <w:delText xml:space="preserve">Last modified: 2026-10-19 02:15:55 (PDT)</w:delText>
+          <w:delText xml:space="preserve">Last modified: 2026-10-19 11:02:25 (PDT)</w:delText>
         </w:r>
       </w:del>
     </w:p>
@@ -26,7 +26,7 @@
       </w:pPr>
       <w:ins w:id="2" w:author="PR Preview" w:date="2026-01-01T00:00:00Z">
         <w:r>
-          <w:t xml:space="preserve">Last modified: 2026-10-19 03:11:51 (PDT)</w:t>
+          <w:t xml:space="preserve">Last modified: 2026-10-19 11:35:40 (PDT)</w:t>
         </w:r>
       </w:ins>
     </w:p>
@@ -3780,14 +3780,25 @@
           <w:b/>
           <w:bCs/>
         </w:rPr>
-        <w:t xml:space="preserve">Definition 9 (Strict subset)</w:t>
-      </w:r>
-      <w:r>
-        <w:t xml:space="preserve"> </w:t>
-      </w:r>
-      <w:r>
-        <w:t xml:space="preserve">A set</w:t>
-      </w:r>
+        <w:t xml:space="preserve">Definition 9 (Strict subset (proper subset))</w:t>
+      </w:r>
+      <w:r>
+        <w:t xml:space="preserve"> </w:t>
+      </w:r>
+      <w:r>
+        <w:t xml:space="preserve">A</w:t>
+      </w:r>
+      <w:r>
+        <w:t xml:space="preserve"> </w:t>
+      </w:r>
+      <w:hyperlink w:anchor="def-set">
+        <w:r>
+          <w:rPr>
+            <w:rStyle w:val="Hyperlink"/>
+          </w:rPr>
+          <w:t xml:space="preserve">set</w:t>
+        </w:r>
+      </w:hyperlink>
       <w:r>
         <w:t xml:space="preserve"> </w:t>
       </w:r>
@@ -3811,6 +3822,25 @@
           <w:bCs/>
         </w:rPr>
         <w:t xml:space="preserve">strict subset</w:t>
+      </w:r>
+      <w:r>
+        <w:t xml:space="preserve"> </w:t>
+      </w:r>
+      <w:r>
+        <w:t xml:space="preserve">(also called a</w:t>
+      </w:r>
+      <w:r>
+        <w:t xml:space="preserve"> </w:t>
+      </w:r>
+      <w:r>
+        <w:rPr>
+          <w:b/>
+          <w:bCs/>
+        </w:rPr>
+        <w:t xml:space="preserve">proper subset</w:t>
+      </w:r>
+      <w:r>
+        <w:t xml:space="preserve">)</w:t>
       </w:r>
       <w:r>
         <w:t xml:space="preserve"> </w:t>
@@ -3941,7 +3971,7 @@
         <w:t xml:space="preserve">Remark 2</w:t>
       </w:r>
       <w:r>
-        <w:t xml:space="preserve"> (Proper subsets and the symbol</w:t>
+        <w:t xml:space="preserve"> (The symbol</w:t>
       </w:r>
       <w:r>
         <w:t xml:space="preserve"> </w:t>
@@ -3956,25 +3986,6 @@
       </m:oMath>
       <w:r>
         <w:t xml:space="preserve">). </w:t>
-      </w:r>
-      <w:r>
-        <w:t xml:space="preserve">Other sources call a strict subset a</w:t>
-      </w:r>
-      <w:r>
-        <w:t xml:space="preserve"> </w:t>
-      </w:r>
-      <w:r>
-        <w:rPr>
-          <w:b/>
-          <w:bCs/>
-        </w:rPr>
-        <w:t xml:space="preserve">proper subset</w:t>
-      </w:r>
-      <w:r>
-        <w:t xml:space="preserve">.</w:t>
-      </w:r>
-      <w:r>
-        <w:t xml:space="preserve"> </w:t>
       </w:r>
       <w:r>
         <w:t xml:space="preserve">Sources disagree about the symbol</w:t>
@@ -7854,7 +7865,7 @@
     </w:p>
     <w:bookmarkEnd w:id="49"/>
     <w:bookmarkEnd w:id="50"/>
-    <w:bookmarkStart w:id="66" w:name="combining-sets"/>
+    <w:bookmarkStart w:id="68" w:name="combining-sets"/>
     <w:p>
       <w:pPr>
         <w:pStyle w:val="Heading2"/>
@@ -14641,7 +14652,7 @@
       </m:oMathPara>
     </w:p>
     <w:bookmarkEnd w:id="62"/>
-    <w:bookmarkStart w:id="63" w:name="def-ordered-pair"/>
+    <w:bookmarkStart w:id="63" w:name="def-pairwise-disjoint"/>
     <w:p>
       <w:pPr>
         <w:pStyle w:val="FirstParagraph"/>
@@ -14651,7 +14662,548 @@
           <w:b/>
           <w:bCs/>
         </w:rPr>
-        <w:t xml:space="preserve">Definition 24 (Ordered pair)</w:t>
+        <w:t xml:space="preserve">Definition 24 (Pairwise disjoint sets (disjoint, mutually disjoint))</w:t>
+      </w:r>
+      <w:r>
+        <w:t xml:space="preserve"> </w:t>
+      </w:r>
+      <w:r>
+        <w:t xml:space="preserve">Some</w:t>
+      </w:r>
+      <w:r>
+        <w:t xml:space="preserve"> </w:t>
+      </w:r>
+      <w:hyperlink w:anchor="def-set">
+        <w:r>
+          <w:rPr>
+            <w:rStyle w:val="Hyperlink"/>
+          </w:rPr>
+          <w:t xml:space="preserve">sets</w:t>
+        </w:r>
+      </w:hyperlink>
+      <w:r>
+        <w:t xml:space="preserve"> </w:t>
+      </w:r>
+      <m:oMath>
+        <m:sSub>
+          <m:e>
+            <m:r>
+              <m:t>A</m:t>
+            </m:r>
+          </m:e>
+          <m:sub>
+            <m:r>
+              <m:t>1</m:t>
+            </m:r>
+          </m:sub>
+        </m:sSub>
+        <m:r>
+          <m:rPr>
+            <m:sty m:val="p"/>
+          </m:rPr>
+          <m:t>,</m:t>
+        </m:r>
+        <m:sSub>
+          <m:e>
+            <m:r>
+              <m:t>A</m:t>
+            </m:r>
+          </m:e>
+          <m:sub>
+            <m:r>
+              <m:t>2</m:t>
+            </m:r>
+          </m:sub>
+        </m:sSub>
+        <m:r>
+          <m:rPr>
+            <m:sty m:val="p"/>
+          </m:rPr>
+          <m:t>,</m:t>
+        </m:r>
+        <m:r>
+          <m:rPr>
+            <m:sty m:val="p"/>
+          </m:rPr>
+          <m:t>…</m:t>
+        </m:r>
+      </m:oMath>
+      <w:r>
+        <w:t xml:space="preserve"> </w:t>
+      </w:r>
+      <w:r>
+        <w:t xml:space="preserve">(a list that may end or go on without end)</w:t>
+      </w:r>
+      <w:r>
+        <w:t xml:space="preserve"> </w:t>
+      </w:r>
+      <w:r>
+        <w:t xml:space="preserve">are</w:t>
+      </w:r>
+      <w:r>
+        <w:t xml:space="preserve"> </w:t>
+      </w:r>
+      <w:r>
+        <w:rPr>
+          <w:b/>
+          <w:bCs/>
+        </w:rPr>
+        <w:t xml:space="preserve">pairwise disjoint</w:t>
+      </w:r>
+      <w:r>
+        <w:t xml:space="preserve"> </w:t>
+      </w:r>
+      <w:r>
+        <w:t xml:space="preserve">[14]</w:t>
+      </w:r>
+      <w:r>
+        <w:t xml:space="preserve"> </w:t>
+      </w:r>
+      <w:r>
+        <w:t xml:space="preserve">(also called</w:t>
+      </w:r>
+      <w:r>
+        <w:t xml:space="preserve"> </w:t>
+      </w:r>
+      <w:r>
+        <w:rPr>
+          <w:b/>
+          <w:bCs/>
+        </w:rPr>
+        <w:t xml:space="preserve">disjoint</w:t>
+      </w:r>
+      <w:r>
+        <w:t xml:space="preserve"> </w:t>
+      </w:r>
+      <w:r>
+        <w:t xml:space="preserve">or</w:t>
+      </w:r>
+      <w:r>
+        <w:t xml:space="preserve"> </w:t>
+      </w:r>
+      <w:r>
+        <w:rPr>
+          <w:b/>
+          <w:bCs/>
+        </w:rPr>
+        <w:t xml:space="preserve">mutually disjoint</w:t>
+      </w:r>
+      <w:r>
+        <w:t xml:space="preserve">)</w:t>
+      </w:r>
+      <w:r>
+        <w:t xml:space="preserve"> </w:t>
+      </w:r>
+      <w:r>
+        <w:t xml:space="preserve">when no two of them share an element:</w:t>
+      </w:r>
+    </w:p>
+    <w:p>
+      <w:pPr>
+        <w:pStyle w:val="BodyText"/>
+      </w:pPr>
+      <m:oMathPara>
+        <m:oMathParaPr>
+          <m:jc m:val="center"/>
+        </m:oMathParaPr>
+        <m:oMath>
+          <m:sSub>
+            <m:e>
+              <m:r>
+                <m:t>A</m:t>
+              </m:r>
+            </m:e>
+            <m:sub>
+              <m:r>
+                <m:t>i</m:t>
+              </m:r>
+            </m:sub>
+          </m:sSub>
+          <m:r>
+            <m:rPr>
+              <m:sty m:val="p"/>
+            </m:rPr>
+            <m:t>∩</m:t>
+          </m:r>
+          <m:sSub>
+            <m:e>
+              <m:r>
+                <m:t>A</m:t>
+              </m:r>
+            </m:e>
+            <m:sub>
+              <m:r>
+                <m:t>j</m:t>
+              </m:r>
+            </m:sub>
+          </m:sSub>
+          <m:r>
+            <m:rPr>
+              <m:sty m:val="p"/>
+            </m:rPr>
+            <m:t>=</m:t>
+          </m:r>
+          <m:r>
+            <m:rPr>
+              <m:sty m:val="p"/>
+            </m:rPr>
+            <m:t>∅</m:t>
+          </m:r>
+          <m:r>
+            <m:t> </m:t>
+          </m:r>
+          <m:r>
+            <m:rPr>
+              <m:nor/>
+              <m:sty m:val="p"/>
+            </m:rPr>
+            <m:t>for all </m:t>
+          </m:r>
+          <m:r>
+            <m:t>i</m:t>
+          </m:r>
+          <m:r>
+            <m:rPr>
+              <m:sty m:val="p"/>
+            </m:rPr>
+            <m:t>≠</m:t>
+          </m:r>
+          <m:r>
+            <m:t>j</m:t>
+          </m:r>
+        </m:oMath>
+      </m:oMathPara>
+    </w:p>
+    <w:bookmarkEnd w:id="63"/>
+    <w:bookmarkStart w:id="64" w:name="exm-pairwise-disjoint"/>
+    <w:p>
+      <w:pPr>
+        <w:pStyle w:val="FirstParagraph"/>
+      </w:pPr>
+      <w:r>
+        <w:rPr>
+          <w:b/>
+          <w:bCs/>
+        </w:rPr>
+        <w:t xml:space="preserve">Example 16 (Low and high die rolls)</w:t>
+      </w:r>
+      <w:r>
+        <w:t xml:space="preserve"> </w:t>
+      </w:r>
+      <w:r>
+        <w:t xml:space="preserve">For the die rolls</w:t>
+      </w:r>
+      <w:r>
+        <w:t xml:space="preserve"> </w:t>
+      </w:r>
+      <m:oMath>
+        <m:r>
+          <m:t>D</m:t>
+        </m:r>
+        <m:r>
+          <m:rPr>
+            <m:sty m:val="p"/>
+          </m:rPr>
+          <m:t>=</m:t>
+        </m:r>
+        <m:r>
+          <m:t>​</m:t>
+        </m:r>
+        <m:d>
+          <m:dPr>
+            <m:begChr m:val="{"/>
+            <m:sepChr m:val=""/>
+            <m:endChr m:val="}"/>
+            <m:grow/>
+          </m:dPr>
+          <m:e>
+            <m:r>
+              <m:t>1</m:t>
+            </m:r>
+            <m:r>
+              <m:rPr>
+                <m:sty m:val="p"/>
+              </m:rPr>
+              <m:t>,</m:t>
+            </m:r>
+            <m:r>
+              <m:t>2</m:t>
+            </m:r>
+            <m:r>
+              <m:rPr>
+                <m:sty m:val="p"/>
+              </m:rPr>
+              <m:t>,</m:t>
+            </m:r>
+            <m:r>
+              <m:t>3</m:t>
+            </m:r>
+            <m:r>
+              <m:rPr>
+                <m:sty m:val="p"/>
+              </m:rPr>
+              <m:t>,</m:t>
+            </m:r>
+            <m:r>
+              <m:t>4</m:t>
+            </m:r>
+            <m:r>
+              <m:rPr>
+                <m:sty m:val="p"/>
+              </m:rPr>
+              <m:t>,</m:t>
+            </m:r>
+            <m:r>
+              <m:t>5</m:t>
+            </m:r>
+            <m:r>
+              <m:rPr>
+                <m:sty m:val="p"/>
+              </m:rPr>
+              <m:t>,</m:t>
+            </m:r>
+            <m:r>
+              <m:t>6</m:t>
+            </m:r>
+          </m:e>
+        </m:d>
+        <m:r>
+          <m:t>​</m:t>
+        </m:r>
+      </m:oMath>
+      <w:r>
+        <w:t xml:space="preserve"> </w:t>
+      </w:r>
+      <w:r>
+        <w:t xml:space="preserve">(</w:t>
+      </w:r>
+      <w:hyperlink w:anchor="exm-set">
+        <w:r>
+          <w:rPr>
+            <w:rStyle w:val="Hyperlink"/>
+          </w:rPr>
+          <w:t xml:space="preserve">sets of die rolls</w:t>
+        </w:r>
+      </w:hyperlink>
+      <w:r>
+        <w:t xml:space="preserve">),</w:t>
+      </w:r>
+      <w:r>
+        <w:t xml:space="preserve"> </w:t>
+      </w:r>
+      <w:r>
+        <w:t xml:space="preserve">the sets</w:t>
+      </w:r>
+      <w:r>
+        <w:t xml:space="preserve"> </w:t>
+      </w:r>
+      <m:oMath>
+        <m:r>
+          <m:t>​</m:t>
+        </m:r>
+        <m:d>
+          <m:dPr>
+            <m:begChr m:val="{"/>
+            <m:sepChr m:val=""/>
+            <m:endChr m:val="}"/>
+            <m:grow/>
+          </m:dPr>
+          <m:e>
+            <m:r>
+              <m:t>1</m:t>
+            </m:r>
+            <m:r>
+              <m:rPr>
+                <m:sty m:val="p"/>
+              </m:rPr>
+              <m:t>,</m:t>
+            </m:r>
+            <m:r>
+              <m:t>2</m:t>
+            </m:r>
+          </m:e>
+        </m:d>
+        <m:r>
+          <m:t>​</m:t>
+        </m:r>
+      </m:oMath>
+      <w:r>
+        <w:t xml:space="preserve"> </w:t>
+      </w:r>
+      <w:r>
+        <w:t xml:space="preserve">and</w:t>
+      </w:r>
+      <w:r>
+        <w:t xml:space="preserve"> </w:t>
+      </w:r>
+      <m:oMath>
+        <m:r>
+          <m:t>​</m:t>
+        </m:r>
+        <m:d>
+          <m:dPr>
+            <m:begChr m:val="{"/>
+            <m:sepChr m:val=""/>
+            <m:endChr m:val="}"/>
+            <m:grow/>
+          </m:dPr>
+          <m:e>
+            <m:r>
+              <m:t>5</m:t>
+            </m:r>
+            <m:r>
+              <m:rPr>
+                <m:sty m:val="p"/>
+              </m:rPr>
+              <m:t>,</m:t>
+            </m:r>
+            <m:r>
+              <m:t>6</m:t>
+            </m:r>
+          </m:e>
+        </m:d>
+        <m:r>
+          <m:t>​</m:t>
+        </m:r>
+      </m:oMath>
+      <w:r>
+        <w:t xml:space="preserve"> </w:t>
+      </w:r>
+      <w:r>
+        <w:t xml:space="preserve">are pairwise disjoint:</w:t>
+      </w:r>
+      <w:r>
+        <w:t xml:space="preserve"> </w:t>
+      </w:r>
+      <w:r>
+        <w:t xml:space="preserve">no roll is in both.</w:t>
+      </w:r>
+      <w:r>
+        <w:t xml:space="preserve"> </w:t>
+      </w:r>
+      <w:r>
+        <w:t xml:space="preserve">The sets</w:t>
+      </w:r>
+      <w:r>
+        <w:t xml:space="preserve"> </w:t>
+      </w:r>
+      <m:oMath>
+        <m:r>
+          <m:t>​</m:t>
+        </m:r>
+        <m:d>
+          <m:dPr>
+            <m:begChr m:val="{"/>
+            <m:sepChr m:val=""/>
+            <m:endChr m:val="}"/>
+            <m:grow/>
+          </m:dPr>
+          <m:e>
+            <m:r>
+              <m:t>2</m:t>
+            </m:r>
+            <m:r>
+              <m:rPr>
+                <m:sty m:val="p"/>
+              </m:rPr>
+              <m:t>,</m:t>
+            </m:r>
+            <m:r>
+              <m:t>4</m:t>
+            </m:r>
+            <m:r>
+              <m:rPr>
+                <m:sty m:val="p"/>
+              </m:rPr>
+              <m:t>,</m:t>
+            </m:r>
+            <m:r>
+              <m:t>6</m:t>
+            </m:r>
+          </m:e>
+        </m:d>
+        <m:r>
+          <m:t>​</m:t>
+        </m:r>
+      </m:oMath>
+      <w:r>
+        <w:t xml:space="preserve"> </w:t>
+      </w:r>
+      <w:r>
+        <w:t xml:space="preserve">and</w:t>
+      </w:r>
+      <w:r>
+        <w:t xml:space="preserve"> </w:t>
+      </w:r>
+      <m:oMath>
+        <m:r>
+          <m:t>​</m:t>
+        </m:r>
+        <m:d>
+          <m:dPr>
+            <m:begChr m:val="{"/>
+            <m:sepChr m:val=""/>
+            <m:endChr m:val="}"/>
+            <m:grow/>
+          </m:dPr>
+          <m:e>
+            <m:r>
+              <m:t>1</m:t>
+            </m:r>
+            <m:r>
+              <m:rPr>
+                <m:sty m:val="p"/>
+              </m:rPr>
+              <m:t>,</m:t>
+            </m:r>
+            <m:r>
+              <m:t>2</m:t>
+            </m:r>
+          </m:e>
+        </m:d>
+        <m:r>
+          <m:t>​</m:t>
+        </m:r>
+      </m:oMath>
+      <w:r>
+        <w:t xml:space="preserve"> </w:t>
+      </w:r>
+      <w:r>
+        <w:t xml:space="preserve">are not,</w:t>
+      </w:r>
+      <w:r>
+        <w:t xml:space="preserve"> </w:t>
+      </w:r>
+      <w:r>
+        <w:t xml:space="preserve">because</w:t>
+      </w:r>
+      <w:r>
+        <w:t xml:space="preserve"> </w:t>
+      </w:r>
+      <m:oMath>
+        <m:r>
+          <m:t>2</m:t>
+        </m:r>
+      </m:oMath>
+      <w:r>
+        <w:t xml:space="preserve"> </w:t>
+      </w:r>
+      <w:r>
+        <w:t xml:space="preserve">is in both.</w:t>
+      </w:r>
+    </w:p>
+    <w:bookmarkEnd w:id="64"/>
+    <w:bookmarkStart w:id="65" w:name="def-ordered-pair"/>
+    <w:p>
+      <w:pPr>
+        <w:pStyle w:val="BodyText"/>
+      </w:pPr>
+      <w:r>
+        <w:rPr>
+          <w:b/>
+          <w:bCs/>
+        </w:rPr>
+        <w:t xml:space="preserve">Definition 25 (Ordered pair)</w:t>
       </w:r>
       <w:r>
         <w:t xml:space="preserve"> </w:t>
@@ -14673,7 +15225,7 @@
         <w:t xml:space="preserve"> </w:t>
       </w:r>
       <w:r>
-        <w:t xml:space="preserve">[14]</w:t>
+        <w:t xml:space="preserve">[15]</w:t>
       </w:r>
       <w:r>
         <w:t xml:space="preserve"> </w:t>
@@ -14862,8 +15414,8 @@
         <w:t xml:space="preserve">.</w:t>
       </w:r>
     </w:p>
-    <w:bookmarkEnd w:id="63"/>
-    <w:bookmarkStart w:id="64" w:name="def-cartesian-product"/>
+    <w:bookmarkEnd w:id="65"/>
+    <w:bookmarkStart w:id="66" w:name="def-cartesian-product"/>
     <w:p>
       <w:pPr>
         <w:pStyle w:val="BodyText"/>
@@ -14873,7 +15425,7 @@
           <w:b/>
           <w:bCs/>
         </w:rPr>
-        <w:t xml:space="preserve">Definition 25 (Cartesian product)</w:t>
+        <w:t xml:space="preserve">Definition 26 (Cartesian product)</w:t>
       </w:r>
       <w:r>
         <w:t xml:space="preserve"> </w:t>
@@ -14895,7 +15447,7 @@
         <w:t xml:space="preserve"> </w:t>
       </w:r>
       <w:r>
-        <w:t xml:space="preserve">[15]</w:t>
+        <w:t xml:space="preserve">[16]</w:t>
       </w:r>
       <w:r>
         <w:t xml:space="preserve"> </w:t>
@@ -15106,8 +15658,8 @@
         </m:oMath>
       </m:oMathPara>
     </w:p>
-    <w:bookmarkEnd w:id="64"/>
-    <w:bookmarkStart w:id="65" w:name="exm-cartesian-product"/>
+    <w:bookmarkEnd w:id="66"/>
+    <w:bookmarkStart w:id="67" w:name="exm-cartesian-product"/>
     <w:p>
       <w:pPr>
         <w:pStyle w:val="FirstParagraph"/>
@@ -15117,7 +15669,7 @@
           <w:b/>
           <w:bCs/>
         </w:rPr>
-        <w:t xml:space="preserve">Example 16 (Cartesian products)</w:t>
+        <w:t xml:space="preserve">Example 17 (Cartesian products)</w:t>
       </w:r>
       <w:r>
         <w:t xml:space="preserve"> </w:t>
@@ -15886,9 +16438,9 @@
         <w:t xml:space="preserve">.</w:t>
       </w:r>
     </w:p>
-    <w:bookmarkEnd w:id="65"/>
-    <w:bookmarkEnd w:id="66"/>
-    <w:bookmarkStart w:id="70" w:name="extended-non-negative-real-numbers"/>
+    <w:bookmarkEnd w:id="67"/>
+    <w:bookmarkEnd w:id="68"/>
+    <w:bookmarkStart w:id="72" w:name="extended-non-negative-real-numbers"/>
     <w:p>
       <w:pPr>
         <w:pStyle w:val="Heading2"/>
@@ -15897,7 +16449,7 @@
         <w:t xml:space="preserve">3 Extended non-negative real numbers</w:t>
       </w:r>
     </w:p>
-    <w:bookmarkStart w:id="67" w:name="def-extended-nonneg-reals"/>
+    <w:bookmarkStart w:id="69" w:name="def-extended-nonneg-reals"/>
     <w:p>
       <w:pPr>
         <w:pStyle w:val="FirstParagraph"/>
@@ -15907,7 +16459,7 @@
           <w:b/>
           <w:bCs/>
         </w:rPr>
-        <w:t xml:space="preserve">Definition 26 (Extended non-negative real numbers)</w:t>
+        <w:t xml:space="preserve">Definition 27 (Extended non-negative real numbers)</w:t>
       </w:r>
       <w:r>
         <w:t xml:space="preserve"> </w:t>
@@ -16270,8 +16822,8 @@
         <w:t xml:space="preserve">.</w:t>
       </w:r>
     </w:p>
-    <w:bookmarkEnd w:id="67"/>
-    <w:bookmarkStart w:id="68" w:name="rem-infinity-arithmetic"/>
+    <w:bookmarkEnd w:id="69"/>
+    <w:bookmarkStart w:id="70" w:name="rem-infinity-arithmetic"/>
     <w:p>
       <w:pPr>
         <w:pStyle w:val="BodyText"/>
@@ -16470,14 +17022,14 @@
         <w:t xml:space="preserve"> </w:t>
       </w:r>
       <w:r>
-        <w:t xml:space="preserve">[16]</w:t>
+        <w:t xml:space="preserve">[17]</w:t>
       </w:r>
       <w:r>
         <w:t xml:space="preserve">.</w:t>
       </w:r>
     </w:p>
-    <w:bookmarkEnd w:id="68"/>
-    <w:bookmarkStart w:id="69" w:name="exm-extended-nonneg-reals"/>
+    <w:bookmarkEnd w:id="70"/>
+    <w:bookmarkStart w:id="71" w:name="exm-extended-nonneg-reals"/>
     <w:p>
       <w:pPr>
         <w:pStyle w:val="BodyText"/>
@@ -16487,7 +17039,7 @@
           <w:b/>
           <w:bCs/>
         </w:rPr>
-        <w:t xml:space="preserve">Example 17 (Adding with</w:t>
+        <w:t xml:space="preserve">Example 18 (Adding with</w:t>
       </w:r>
       <w:r>
         <w:rPr>
@@ -16667,9 +17219,9 @@
         <w:t xml:space="preserve">.</w:t>
       </w:r>
     </w:p>
-    <w:bookmarkEnd w:id="69"/>
-    <w:bookmarkEnd w:id="70"/>
-    <w:bookmarkStart w:id="71" w:name="sec-further-reading"/>
+    <w:bookmarkEnd w:id="71"/>
+    <w:bookmarkEnd w:id="72"/>
+    <w:bookmarkStart w:id="73" w:name="sec-further-reading"/>
     <w:p>
       <w:pPr>
         <w:pStyle w:val="Heading2"/>
@@ -16695,7 +17247,7 @@
         </w:numPr>
       </w:pPr>
       <w:r>
-        <w:t xml:space="preserve">Devlin [17]</w:t>
+        <w:t xml:space="preserve">Devlin [18]</w:t>
       </w:r>
       <w:r>
         <w:t xml:space="preserve"> </w:t>
@@ -16725,7 +17277,7 @@
         </w:numPr>
       </w:pPr>
       <w:r>
-        <w:t xml:space="preserve">Halmos [18]</w:t>
+        <w:t xml:space="preserve">Halmos [19]</w:t>
       </w:r>
       <w:r>
         <w:t xml:space="preserve"> </w:t>
@@ -16749,7 +17301,7 @@
         </w:numPr>
       </w:pPr>
       <w:r>
-        <w:t xml:space="preserve">Enderton [19]</w:t>
+        <w:t xml:space="preserve">Enderton [20]</w:t>
       </w:r>
       <w:r>
         <w:t xml:space="preserve"> </w:t>
@@ -16779,7 +17331,7 @@
         </w:numPr>
       </w:pPr>
       <w:r>
-        <w:t xml:space="preserve">Barker-Plummer et al. [20]</w:t>
+        <w:t xml:space="preserve">Barker-Plummer et al. [21]</w:t>
       </w:r>
       <w:r>
         <w:t xml:space="preserve"> </w:t>
@@ -16817,8 +17369,8 @@
         <w:t xml:space="preserve">.</w:t>
       </w:r>
     </w:p>
-    <w:bookmarkEnd w:id="71"/>
-    <w:bookmarkStart w:id="113" w:name="references"/>
+    <w:bookmarkEnd w:id="73"/>
+    <w:bookmarkStart w:id="117" w:name="references"/>
     <w:p>
       <w:pPr>
         <w:pStyle w:val="Heading2"/>
@@ -16827,8 +17379,8 @@
         <w:t xml:space="preserve">References</w:t>
       </w:r>
     </w:p>
-    <w:bookmarkStart w:id="112" w:name="refs"/>
-    <w:bookmarkStart w:id="73" w:name="ref-wikipedia_set_mathematics"/>
+    <w:bookmarkStart w:id="116" w:name="refs"/>
+    <w:bookmarkStart w:id="75" w:name="ref-wikipedia_set_mathematics"/>
     <w:p>
       <w:pPr>
         <w:pStyle w:val="Bibliography"/>
@@ -16875,7 +17427,7 @@
       <w:r>
         <w:t xml:space="preserve"> </w:t>
       </w:r>
-      <w:hyperlink r:id="rId72">
+      <w:hyperlink r:id="rId74">
         <w:r>
           <w:rPr>
             <w:rStyle w:val="Hyperlink"/>
@@ -16884,8 +17436,8 @@
         </w:r>
       </w:hyperlink>
     </w:p>
-    <w:bookmarkEnd w:id="73"/>
-    <w:bookmarkStart w:id="75" w:name="ref-wikipedia_set_builder_notation"/>
+    <w:bookmarkEnd w:id="75"/>
+    <w:bookmarkStart w:id="77" w:name="ref-wikipedia_set_builder_notation"/>
     <w:p>
       <w:pPr>
         <w:pStyle w:val="Bibliography"/>
@@ -16932,7 +17484,7 @@
       <w:r>
         <w:t xml:space="preserve"> </w:t>
       </w:r>
-      <w:hyperlink r:id="rId74">
+      <w:hyperlink r:id="rId76">
         <w:r>
           <w:rPr>
             <w:rStyle w:val="Hyperlink"/>
@@ -16941,8 +17493,8 @@
         </w:r>
       </w:hyperlink>
     </w:p>
-    <w:bookmarkEnd w:id="75"/>
-    <w:bookmarkStart w:id="77" w:name="ref-wikipedia_interval_mathematics"/>
+    <w:bookmarkEnd w:id="77"/>
+    <w:bookmarkStart w:id="79" w:name="ref-wikipedia_interval_mathematics"/>
     <w:p>
       <w:pPr>
         <w:pStyle w:val="Bibliography"/>
@@ -16989,7 +17541,7 @@
       <w:r>
         <w:t xml:space="preserve"> </w:t>
       </w:r>
-      <w:hyperlink r:id="rId76">
+      <w:hyperlink r:id="rId78">
         <w:r>
           <w:rPr>
             <w:rStyle w:val="Hyperlink"/>
@@ -16998,8 +17550,8 @@
         </w:r>
       </w:hyperlink>
     </w:p>
-    <w:bookmarkEnd w:id="77"/>
-    <w:bookmarkStart w:id="79" w:name="ref-wikipedia_subset"/>
+    <w:bookmarkEnd w:id="79"/>
+    <w:bookmarkStart w:id="81" w:name="ref-wikipedia_subset"/>
     <w:p>
       <w:pPr>
         <w:pStyle w:val="Bibliography"/>
@@ -17046,7 +17598,7 @@
       <w:r>
         <w:t xml:space="preserve"> </w:t>
       </w:r>
-      <w:hyperlink r:id="rId78">
+      <w:hyperlink r:id="rId80">
         <w:r>
           <w:rPr>
             <w:rStyle w:val="Hyperlink"/>
@@ -17055,8 +17607,8 @@
         </w:r>
       </w:hyperlink>
     </w:p>
-    <w:bookmarkEnd w:id="79"/>
-    <w:bookmarkStart w:id="81" w:name="ref-wikipedia_empty_set"/>
+    <w:bookmarkEnd w:id="81"/>
+    <w:bookmarkStart w:id="83" w:name="ref-wikipedia_empty_set"/>
     <w:p>
       <w:pPr>
         <w:pStyle w:val="Bibliography"/>
@@ -17103,7 +17655,7 @@
       <w:r>
         <w:t xml:space="preserve"> </w:t>
       </w:r>
-      <w:hyperlink r:id="rId80">
+      <w:hyperlink r:id="rId82">
         <w:r>
           <w:rPr>
             <w:rStyle w:val="Hyperlink"/>
@@ -17112,8 +17664,8 @@
         </w:r>
       </w:hyperlink>
     </w:p>
-    <w:bookmarkEnd w:id="81"/>
-    <w:bookmarkStart w:id="83" w:name="ref-wikipedia_vacuous_truth"/>
+    <w:bookmarkEnd w:id="83"/>
+    <w:bookmarkStart w:id="85" w:name="ref-wikipedia_vacuous_truth"/>
     <w:p>
       <w:pPr>
         <w:pStyle w:val="Bibliography"/>
@@ -17160,7 +17712,7 @@
       <w:r>
         <w:t xml:space="preserve"> </w:t>
       </w:r>
-      <w:hyperlink r:id="rId82">
+      <w:hyperlink r:id="rId84">
         <w:r>
           <w:rPr>
             <w:rStyle w:val="Hyperlink"/>
@@ -17169,8 +17721,8 @@
         </w:r>
       </w:hyperlink>
     </w:p>
-    <w:bookmarkEnd w:id="83"/>
-    <w:bookmarkStart w:id="85" w:name="ref-wikipedia_family_of_sets"/>
+    <w:bookmarkEnd w:id="85"/>
+    <w:bookmarkStart w:id="87" w:name="ref-wikipedia_family_of_sets"/>
     <w:p>
       <w:pPr>
         <w:pStyle w:val="Bibliography"/>
@@ -17217,7 +17769,7 @@
       <w:r>
         <w:t xml:space="preserve"> </w:t>
       </w:r>
-      <w:hyperlink r:id="rId84">
+      <w:hyperlink r:id="rId86">
         <w:r>
           <w:rPr>
             <w:rStyle w:val="Hyperlink"/>
@@ -17226,8 +17778,8 @@
         </w:r>
       </w:hyperlink>
     </w:p>
-    <w:bookmarkEnd w:id="85"/>
-    <w:bookmarkStart w:id="87" w:name="ref-wikipedia_index_set"/>
+    <w:bookmarkEnd w:id="87"/>
+    <w:bookmarkStart w:id="89" w:name="ref-wikipedia_index_set"/>
     <w:p>
       <w:pPr>
         <w:pStyle w:val="Bibliography"/>
@@ -17274,7 +17826,7 @@
       <w:r>
         <w:t xml:space="preserve"> </w:t>
       </w:r>
-      <w:hyperlink r:id="rId86">
+      <w:hyperlink r:id="rId88">
         <w:r>
           <w:rPr>
             <w:rStyle w:val="Hyperlink"/>
@@ -17283,8 +17835,8 @@
         </w:r>
       </w:hyperlink>
     </w:p>
-    <w:bookmarkEnd w:id="87"/>
-    <w:bookmarkStart w:id="89" w:name="ref-wikipedia_indexed_family"/>
+    <w:bookmarkEnd w:id="89"/>
+    <w:bookmarkStart w:id="91" w:name="ref-wikipedia_indexed_family"/>
     <w:p>
       <w:pPr>
         <w:pStyle w:val="Bibliography"/>
@@ -17331,7 +17883,7 @@
       <w:r>
         <w:t xml:space="preserve"> </w:t>
       </w:r>
-      <w:hyperlink r:id="rId88">
+      <w:hyperlink r:id="rId90">
         <w:r>
           <w:rPr>
             <w:rStyle w:val="Hyperlink"/>
@@ -17340,8 +17892,8 @@
         </w:r>
       </w:hyperlink>
     </w:p>
-    <w:bookmarkEnd w:id="89"/>
-    <w:bookmarkStart w:id="91" w:name="ref-wikipedia_union_set_theory"/>
+    <w:bookmarkEnd w:id="91"/>
+    <w:bookmarkStart w:id="93" w:name="ref-wikipedia_union_set_theory"/>
     <w:p>
       <w:pPr>
         <w:pStyle w:val="Bibliography"/>
@@ -17388,7 +17940,7 @@
       <w:r>
         <w:t xml:space="preserve"> </w:t>
       </w:r>
-      <w:hyperlink r:id="rId90">
+      <w:hyperlink r:id="rId92">
         <w:r>
           <w:rPr>
             <w:rStyle w:val="Hyperlink"/>
@@ -17397,8 +17949,8 @@
         </w:r>
       </w:hyperlink>
     </w:p>
-    <w:bookmarkEnd w:id="91"/>
-    <w:bookmarkStart w:id="93" w:name="ref-wikipedia_intersection_set_theory"/>
+    <w:bookmarkEnd w:id="93"/>
+    <w:bookmarkStart w:id="95" w:name="ref-wikipedia_intersection_set_theory"/>
     <w:p>
       <w:pPr>
         <w:pStyle w:val="Bibliography"/>
@@ -17445,7 +17997,7 @@
       <w:r>
         <w:t xml:space="preserve"> </w:t>
       </w:r>
-      <w:hyperlink r:id="rId92">
+      <w:hyperlink r:id="rId94">
         <w:r>
           <w:rPr>
             <w:rStyle w:val="Hyperlink"/>
@@ -17454,8 +18006,8 @@
         </w:r>
       </w:hyperlink>
     </w:p>
-    <w:bookmarkEnd w:id="93"/>
-    <w:bookmarkStart w:id="95" w:name="ref-wikipedia_complement_set_theory"/>
+    <w:bookmarkEnd w:id="95"/>
+    <w:bookmarkStart w:id="97" w:name="ref-wikipedia_complement_set_theory"/>
     <w:p>
       <w:pPr>
         <w:pStyle w:val="Bibliography"/>
@@ -17502,7 +18054,7 @@
       <w:r>
         <w:t xml:space="preserve"> </w:t>
       </w:r>
-      <w:hyperlink r:id="rId94">
+      <w:hyperlink r:id="rId96">
         <w:r>
           <w:rPr>
             <w:rStyle w:val="Hyperlink"/>
@@ -17511,8 +18063,8 @@
         </w:r>
       </w:hyperlink>
     </w:p>
-    <w:bookmarkEnd w:id="95"/>
-    <w:bookmarkStart w:id="97" w:name="ref-wikipedia_de_morgans_laws"/>
+    <w:bookmarkEnd w:id="97"/>
+    <w:bookmarkStart w:id="99" w:name="ref-wikipedia_de_morgans_laws"/>
     <w:p>
       <w:pPr>
         <w:pStyle w:val="Bibliography"/>
@@ -17559,7 +18111,7 @@
       <w:r>
         <w:t xml:space="preserve"> </w:t>
       </w:r>
-      <w:hyperlink r:id="rId96">
+      <w:hyperlink r:id="rId98">
         <w:r>
           <w:rPr>
             <w:rStyle w:val="Hyperlink"/>
@@ -17568,8 +18120,8 @@
         </w:r>
       </w:hyperlink>
     </w:p>
-    <w:bookmarkEnd w:id="97"/>
-    <w:bookmarkStart w:id="99" w:name="ref-wikipedia_ordered_pair"/>
+    <w:bookmarkEnd w:id="99"/>
+    <w:bookmarkStart w:id="101" w:name="ref-wikipedia_disjoint_sets"/>
     <w:p>
       <w:pPr>
         <w:pStyle w:val="Bibliography"/>
@@ -17590,6 +18142,63 @@
         <w:t xml:space="preserve"> </w:t>
       </w:r>
       <w:r>
+        <w:t xml:space="preserve">“Disjoint sets —</w:t>
+      </w:r>
+      <w:r>
+        <w:t xml:space="preserve"> </w:t>
+      </w:r>
+      <w:r>
+        <w:t xml:space="preserve">Wikipedia</w:t>
+      </w:r>
+      <w:r>
+        <w:t xml:space="preserve">,</w:t>
+      </w:r>
+      <w:r>
+        <w:t xml:space="preserve"> </w:t>
+      </w:r>
+      <w:r>
+        <w:t xml:space="preserve">the free encyclopedia.”</w:t>
+      </w:r>
+      <w:r>
+        <w:t xml:space="preserve"> </w:t>
+      </w:r>
+      <w:r>
+        <w:t xml:space="preserve">2026. Available:</w:t>
+      </w:r>
+      <w:r>
+        <w:t xml:space="preserve"> </w:t>
+      </w:r>
+      <w:hyperlink r:id="rId100">
+        <w:r>
+          <w:rPr>
+            <w:rStyle w:val="Hyperlink"/>
+          </w:rPr>
+          <w:t xml:space="preserve">https://en.wikipedia.org/wiki/Disjoint_sets</w:t>
+        </w:r>
+      </w:hyperlink>
+    </w:p>
+    <w:bookmarkEnd w:id="101"/>
+    <w:bookmarkStart w:id="103" w:name="ref-wikipedia_ordered_pair"/>
+    <w:p>
+      <w:pPr>
+        <w:pStyle w:val="Bibliography"/>
+      </w:pPr>
+      <w:r>
+        <w:t xml:space="preserve">[15]</w:t>
+      </w:r>
+      <w:r>
+        <w:t xml:space="preserve"> </w:t>
+      </w:r>
+      <w:r>
+        <w:t xml:space="preserve">	</w:t>
+      </w:r>
+      <w:r>
+        <w:t xml:space="preserve">Wikipedia contributors,</w:t>
+      </w:r>
+      <w:r>
+        <w:t xml:space="preserve"> </w:t>
+      </w:r>
+      <w:r>
         <w:t xml:space="preserve">“Ordered pair —</w:t>
       </w:r>
       <w:r>
@@ -17616,7 +18225,7 @@
       <w:r>
         <w:t xml:space="preserve"> </w:t>
       </w:r>
-      <w:hyperlink r:id="rId98">
+      <w:hyperlink r:id="rId102">
         <w:r>
           <w:rPr>
             <w:rStyle w:val="Hyperlink"/>
@@ -17625,14 +18234,14 @@
         </w:r>
       </w:hyperlink>
     </w:p>
-    <w:bookmarkEnd w:id="99"/>
-    <w:bookmarkStart w:id="101" w:name="ref-wikipedia_cartesian_product"/>
+    <w:bookmarkEnd w:id="103"/>
+    <w:bookmarkStart w:id="105" w:name="ref-wikipedia_cartesian_product"/>
     <w:p>
       <w:pPr>
         <w:pStyle w:val="Bibliography"/>
       </w:pPr>
       <w:r>
-        <w:t xml:space="preserve">[15]</w:t>
+        <w:t xml:space="preserve">[16]</w:t>
       </w:r>
       <w:r>
         <w:t xml:space="preserve"> </w:t>
@@ -17673,7 +18282,7 @@
       <w:r>
         <w:t xml:space="preserve"> </w:t>
       </w:r>
-      <w:hyperlink r:id="rId100">
+      <w:hyperlink r:id="rId104">
         <w:r>
           <w:rPr>
             <w:rStyle w:val="Hyperlink"/>
@@ -17682,14 +18291,14 @@
         </w:r>
       </w:hyperlink>
     </w:p>
-    <w:bookmarkEnd w:id="101"/>
-    <w:bookmarkStart w:id="103" w:name="ref-wikipedia_extended_real_number_line"/>
+    <w:bookmarkEnd w:id="105"/>
+    <w:bookmarkStart w:id="107" w:name="ref-wikipedia_extended_real_number_line"/>
     <w:p>
       <w:pPr>
         <w:pStyle w:val="Bibliography"/>
       </w:pPr>
       <w:r>
-        <w:t xml:space="preserve">[16]</w:t>
+        <w:t xml:space="preserve">[17]</w:t>
       </w:r>
       <w:r>
         <w:t xml:space="preserve"> </w:t>
@@ -17730,7 +18339,7 @@
       <w:r>
         <w:t xml:space="preserve"> </w:t>
       </w:r>
-      <w:hyperlink r:id="rId102">
+      <w:hyperlink r:id="rId106">
         <w:r>
           <w:rPr>
             <w:rStyle w:val="Hyperlink"/>
@@ -17739,14 +18348,14 @@
         </w:r>
       </w:hyperlink>
     </w:p>
-    <w:bookmarkEnd w:id="103"/>
-    <w:bookmarkStart w:id="105" w:name="ref-devlin1993joy"/>
+    <w:bookmarkEnd w:id="107"/>
+    <w:bookmarkStart w:id="109" w:name="ref-devlin1993joy"/>
     <w:p>
       <w:pPr>
         <w:pStyle w:val="Bibliography"/>
       </w:pPr>
       <w:r>
-        <w:t xml:space="preserve">[17]</w:t>
+        <w:t xml:space="preserve">[18]</w:t>
       </w:r>
       <w:r>
         <w:t xml:space="preserve"> </w:t>
@@ -17773,7 +18382,7 @@
       <w:r>
         <w:t xml:space="preserve"> </w:t>
       </w:r>
-      <w:hyperlink r:id="rId104">
+      <w:hyperlink r:id="rId108">
         <w:r>
           <w:rPr>
             <w:rStyle w:val="Hyperlink"/>
@@ -17785,14 +18394,14 @@
         <w:t xml:space="preserve">.</w:t>
       </w:r>
     </w:p>
-    <w:bookmarkEnd w:id="105"/>
-    <w:bookmarkStart w:id="107" w:name="ref-halmos1974naive"/>
+    <w:bookmarkEnd w:id="109"/>
+    <w:bookmarkStart w:id="111" w:name="ref-halmos1974naive"/>
     <w:p>
       <w:pPr>
         <w:pStyle w:val="Bibliography"/>
       </w:pPr>
       <w:r>
-        <w:t xml:space="preserve">[18]</w:t>
+        <w:t xml:space="preserve">[19]</w:t>
       </w:r>
       <w:r>
         <w:t xml:space="preserve"> </w:t>
@@ -17819,7 +18428,7 @@
       <w:r>
         <w:t xml:space="preserve"> </w:t>
       </w:r>
-      <w:hyperlink r:id="rId106">
+      <w:hyperlink r:id="rId110">
         <w:r>
           <w:rPr>
             <w:rStyle w:val="Hyperlink"/>
@@ -17831,14 +18440,14 @@
         <w:t xml:space="preserve">.</w:t>
       </w:r>
     </w:p>
-    <w:bookmarkEnd w:id="107"/>
-    <w:bookmarkStart w:id="109" w:name="ref-enderton2001logic"/>
+    <w:bookmarkEnd w:id="111"/>
+    <w:bookmarkStart w:id="113" w:name="ref-enderton2001logic"/>
     <w:p>
       <w:pPr>
         <w:pStyle w:val="Bibliography"/>
       </w:pPr>
       <w:r>
-        <w:t xml:space="preserve">[19]</w:t>
+        <w:t xml:space="preserve">[20]</w:t>
       </w:r>
       <w:r>
         <w:t xml:space="preserve"> </w:t>
@@ -17865,7 +18474,7 @@
       <w:r>
         <w:t xml:space="preserve"> </w:t>
       </w:r>
-      <w:hyperlink r:id="rId108">
+      <w:hyperlink r:id="rId112">
         <w:r>
           <w:rPr>
             <w:rStyle w:val="Hyperlink"/>
@@ -17877,14 +18486,14 @@
         <w:t xml:space="preserve">.</w:t>
       </w:r>
     </w:p>
-    <w:bookmarkEnd w:id="109"/>
-    <w:bookmarkStart w:id="111" w:name="ref-barkerplummer2011language"/>
+    <w:bookmarkEnd w:id="113"/>
+    <w:bookmarkStart w:id="115" w:name="ref-barkerplummer2011language"/>
     <w:p>
       <w:pPr>
         <w:pStyle w:val="Bibliography"/>
       </w:pPr>
       <w:r>
-        <w:t xml:space="preserve">[20]</w:t>
+        <w:t xml:space="preserve">[21]</w:t>
       </w:r>
       <w:r>
         <w:t xml:space="preserve"> </w:t>
@@ -17911,7 +18520,7 @@
       <w:r>
         <w:t xml:space="preserve"> </w:t>
       </w:r>
-      <w:hyperlink r:id="rId110">
+      <w:hyperlink r:id="rId114">
         <w:r>
           <w:rPr>
             <w:rStyle w:val="Hyperlink"/>
@@ -17920,9 +18529,9 @@
         </w:r>
       </w:hyperlink>
     </w:p>
-    <w:bookmarkEnd w:id="111"/>
-    <w:bookmarkEnd w:id="112"/>
-    <w:bookmarkEnd w:id="113"/>
+    <w:bookmarkEnd w:id="115"/>
+    <w:bookmarkEnd w:id="116"/>
+    <w:bookmarkEnd w:id="117"/>
     <w:sectPr>
       <w:footnotePr>
         <w:numRestart w:val="eachSect"/>
